--- a/outputs/descriptive_stats_signed.docx
+++ b/outputs/descriptive_stats_signed.docx
@@ -240,7 +240,7 @@
         <w:t xml:space="preserve">Дата генерації: </w:t>
       </w:r>
       <w:r>
-        <w:t>2026-06-07 10:37:55</w:t>
+        <w:t>2026-06-07 10:54:59</w:t>
       </w:r>
     </w:p>
     <w:sectPr>
